--- a/tillsyn/A 44424-2025 tillsynsbegäran.docx
+++ b/tillsyn/A 44424-2025 tillsynsbegäran.docx
@@ -579,7 +579,7 @@
     <w:r>
       <w:tab/>
       <w:tab/>
-      <w:t>2025-09-17</w:t>
+      <w:t>2025-09-18</w:t>
       <w:br/>
       <w:br/>
     </w:r>

--- a/tillsyn/A 44424-2025 tillsynsbegäran.docx
+++ b/tillsyn/A 44424-2025 tillsynsbegäran.docx
@@ -12,7 +12,7 @@
     </w:p>
     <w:p>
       <w:r>
-        <w:t>Detta dokument behandlar höga naturvärden i avverkningsanmälan A 44424-2025 i Sollefteå kommun. Denna avverkningsanmälan inkom 2025-09-16 13:24:03 och omfattar 4,7 ha.</w:t>
+        <w:t>Detta dokument behandlar höga naturvärden i avverkningsanmälan A 44424-2025 i Sollefteå kommun. Denna avverkningsanmälan inkom 2025-09-16 00:00:00 och omfattar 4,7 ha.</w:t>
       </w:r>
     </w:p>
     <w:p>
@@ -579,7 +579,7 @@
     <w:r>
       <w:tab/>
       <w:tab/>
-      <w:t>2025-09-18</w:t>
+      <w:t>2025-09-22</w:t>
       <w:br/>
       <w:br/>
     </w:r>

--- a/tillsyn/A 44424-2025 tillsynsbegäran.docx
+++ b/tillsyn/A 44424-2025 tillsynsbegäran.docx
@@ -579,7 +579,7 @@
     <w:r>
       <w:tab/>
       <w:tab/>
-      <w:t>2025-09-22</w:t>
+      <w:t>2025-09-23</w:t>
       <w:br/>
       <w:br/>
     </w:r>

--- a/tillsyn/A 44424-2025 tillsynsbegäran.docx
+++ b/tillsyn/A 44424-2025 tillsynsbegäran.docx
@@ -579,7 +579,7 @@
     <w:r>
       <w:tab/>
       <w:tab/>
-      <w:t>2025-09-23</w:t>
+      <w:t>2025-09-24</w:t>
       <w:br/>
       <w:br/>
     </w:r>

--- a/tillsyn/A 44424-2025 tillsynsbegäran.docx
+++ b/tillsyn/A 44424-2025 tillsynsbegäran.docx
@@ -579,7 +579,7 @@
     <w:r>
       <w:tab/>
       <w:tab/>
-      <w:t>2025-09-24</w:t>
+      <w:t>2025-09-25</w:t>
       <w:br/>
       <w:br/>
     </w:r>

--- a/tillsyn/A 44424-2025 tillsynsbegäran.docx
+++ b/tillsyn/A 44424-2025 tillsynsbegäran.docx
@@ -579,7 +579,7 @@
     <w:r>
       <w:tab/>
       <w:tab/>
-      <w:t>2025-09-25</w:t>
+      <w:t>2025-09-26</w:t>
       <w:br/>
       <w:br/>
     </w:r>

--- a/tillsyn/A 44424-2025 tillsynsbegäran.docx
+++ b/tillsyn/A 44424-2025 tillsynsbegäran.docx
@@ -579,7 +579,7 @@
     <w:r>
       <w:tab/>
       <w:tab/>
-      <w:t>2025-09-26</w:t>
+      <w:t>2025-09-27</w:t>
       <w:br/>
       <w:br/>
     </w:r>

--- a/tillsyn/A 44424-2025 tillsynsbegäran.docx
+++ b/tillsyn/A 44424-2025 tillsynsbegäran.docx
@@ -579,7 +579,7 @@
     <w:r>
       <w:tab/>
       <w:tab/>
-      <w:t>2025-09-27</w:t>
+      <w:t>2025-09-28</w:t>
       <w:br/>
       <w:br/>
     </w:r>

--- a/tillsyn/A 44424-2025 tillsynsbegäran.docx
+++ b/tillsyn/A 44424-2025 tillsynsbegäran.docx
@@ -579,7 +579,7 @@
     <w:r>
       <w:tab/>
       <w:tab/>
-      <w:t>2025-09-28</w:t>
+      <w:t>2025-09-29</w:t>
       <w:br/>
       <w:br/>
     </w:r>

--- a/tillsyn/A 44424-2025 tillsynsbegäran.docx
+++ b/tillsyn/A 44424-2025 tillsynsbegäran.docx
@@ -579,7 +579,7 @@
     <w:r>
       <w:tab/>
       <w:tab/>
-      <w:t>2025-09-29</w:t>
+      <w:t>2025-09-30</w:t>
       <w:br/>
       <w:br/>
     </w:r>

--- a/tillsyn/A 44424-2025 tillsynsbegäran.docx
+++ b/tillsyn/A 44424-2025 tillsynsbegäran.docx
@@ -579,7 +579,7 @@
     <w:r>
       <w:tab/>
       <w:tab/>
-      <w:t>2025-09-30</w:t>
+      <w:t>2025-10-01</w:t>
       <w:br/>
       <w:br/>
     </w:r>

--- a/tillsyn/A 44424-2025 tillsynsbegäran.docx
+++ b/tillsyn/A 44424-2025 tillsynsbegäran.docx
@@ -579,7 +579,7 @@
     <w:r>
       <w:tab/>
       <w:tab/>
-      <w:t>2025-10-01</w:t>
+      <w:t>2025-10-02</w:t>
       <w:br/>
       <w:br/>
     </w:r>

--- a/tillsyn/A 44424-2025 tillsynsbegäran.docx
+++ b/tillsyn/A 44424-2025 tillsynsbegäran.docx
@@ -579,7 +579,7 @@
     <w:r>
       <w:tab/>
       <w:tab/>
-      <w:t>2025-10-02</w:t>
+      <w:t>2025-10-03</w:t>
       <w:br/>
       <w:br/>
     </w:r>

--- a/tillsyn/A 44424-2025 tillsynsbegäran.docx
+++ b/tillsyn/A 44424-2025 tillsynsbegäran.docx
@@ -579,7 +579,7 @@
     <w:r>
       <w:tab/>
       <w:tab/>
-      <w:t>2025-10-03</w:t>
+      <w:t>2025-10-04</w:t>
       <w:br/>
       <w:br/>
     </w:r>

--- a/tillsyn/A 44424-2025 tillsynsbegäran.docx
+++ b/tillsyn/A 44424-2025 tillsynsbegäran.docx
@@ -579,7 +579,7 @@
     <w:r>
       <w:tab/>
       <w:tab/>
-      <w:t>2025-10-04</w:t>
+      <w:t>2025-10-05</w:t>
       <w:br/>
       <w:br/>
     </w:r>

--- a/tillsyn/A 44424-2025 tillsynsbegäran.docx
+++ b/tillsyn/A 44424-2025 tillsynsbegäran.docx
@@ -579,7 +579,7 @@
     <w:r>
       <w:tab/>
       <w:tab/>
-      <w:t>2025-10-05</w:t>
+      <w:t>2025-10-06</w:t>
       <w:br/>
       <w:br/>
     </w:r>

--- a/tillsyn/A 44424-2025 tillsynsbegäran.docx
+++ b/tillsyn/A 44424-2025 tillsynsbegäran.docx
@@ -579,7 +579,7 @@
     <w:r>
       <w:tab/>
       <w:tab/>
-      <w:t>2025-10-06</w:t>
+      <w:t>2025-10-07</w:t>
       <w:br/>
       <w:br/>
     </w:r>

--- a/tillsyn/A 44424-2025 tillsynsbegäran.docx
+++ b/tillsyn/A 44424-2025 tillsynsbegäran.docx
@@ -579,7 +579,7 @@
     <w:r>
       <w:tab/>
       <w:tab/>
-      <w:t>2025-10-07</w:t>
+      <w:t>2025-10-08</w:t>
       <w:br/>
       <w:br/>
     </w:r>

--- a/tillsyn/A 44424-2025 tillsynsbegäran.docx
+++ b/tillsyn/A 44424-2025 tillsynsbegäran.docx
@@ -579,7 +579,7 @@
     <w:r>
       <w:tab/>
       <w:tab/>
-      <w:t>2025-10-08</w:t>
+      <w:t>2025-10-09</w:t>
       <w:br/>
       <w:br/>
     </w:r>

--- a/tillsyn/A 44424-2025 tillsynsbegäran.docx
+++ b/tillsyn/A 44424-2025 tillsynsbegäran.docx
@@ -579,7 +579,7 @@
     <w:r>
       <w:tab/>
       <w:tab/>
-      <w:t>2025-10-09</w:t>
+      <w:t>2025-10-10</w:t>
       <w:br/>
       <w:br/>
     </w:r>

--- a/tillsyn/A 44424-2025 tillsynsbegäran.docx
+++ b/tillsyn/A 44424-2025 tillsynsbegäran.docx
@@ -35,7 +35,7 @@
     </w:p>
     <w:p>
       <w:r>
-        <w:t>I avverkningsanmälan har följande 4 naturvårdsarter hittats: knärot (VU, §8), rynkskinn (VU), rosenticka (NT) och ullticka (NT). Av dessa är 4 rödlistade. För rödlistade arter har rödlistekategorin angivits inom parentes. För fridlysta arter anges även paragrafen i Artskyddsförordningen som arten är fridlyst enligt.</w:t>
+        <w:t>I avverkningsanmälan har följande 8 naturvårdsarter hittats: större barkplattbagge (EN, §4a), knärot (VU, §8), rynkskinn (VU), harticka (NT), rosenticka (NT), spillkråka (NT, §4), tretåig hackspett (NT, §4) och ullticka (NT). Av dessa är 8 rödlistade. För rödlistade arter har rödlistekategorin angivits inom parentes. För fridlysta arter anges även paragrafen i Artskyddsförordningen som arten är fridlyst enligt.</w:t>
       </w:r>
     </w:p>
     <w:p>
@@ -50,7 +50,7 @@
       <w:r>
         <w:drawing>
           <wp:inline xmlns:a="http://schemas.openxmlformats.org/drawingml/2006/main" xmlns:pic="http://schemas.openxmlformats.org/drawingml/2006/picture">
-            <wp:extent cx="5486400" cy="5987714"/>
+            <wp:extent cx="5486400" cy="5557584"/>
             <wp:docPr id="1" name="Picture 1"/>
             <wp:cNvGraphicFramePr>
               <a:graphicFrameLocks noChangeAspect="1"/>
@@ -71,7 +71,7 @@
                   <pic:spPr>
                     <a:xfrm>
                       <a:off x="0" y="0"/>
-                      <a:ext cx="5486400" cy="5987714"/>
+                      <a:ext cx="5486400" cy="5557584"/>
                     </a:xfrm>
                     <a:prstGeom prst="rect"/>
                   </pic:spPr>
@@ -95,6 +95,17 @@
         <w:rPr>
           <w:b/>
         </w:rPr>
+        <w:t>Harticka (NT)</w:t>
+      </w:r>
+      <w:r>
+        <w:t xml:space="preserve"> är normalt en mycket bra signalart för granskogar med höga naturvärden. Även när svampen påträffas i mer påverkade skogar är det nästan alltid fråga om skogsmiljöer i sena successionsstadier med höga naturvärden. Skogsskötselåtgärder på eller i omedelbar närhet av växtplatserna kan innebära ett hot mot arten (SLU Artdatabanken, 2024; Nitare &amp; Skogsstyrelsen, 2019).</w:t>
+      </w:r>
+    </w:p>
+    <w:p>
+      <w:r>
+        <w:rPr>
+          <w:b/>
+        </w:rPr>
         <w:t>Rosenticka (NT)</w:t>
       </w:r>
       <w:r>
@@ -151,7 +162,21 @@
     </w:p>
     <w:p>
       <w:r>
-        <w:t>Följande fridlysta arter har sina livsmiljöer och växtplatser i den avverkningsanmälda skogen: knärot (VU, §8).</w:t>
+        <w:t>Följande fridlysta arter har sina livsmiljöer och växtplatser i den avverkningsanmälda skogen: större barkplattbagge (EN, §4a), knärot (VU, §8), spillkråka (NT, §4) och tretåig hackspett (NT, §4).</w:t>
+      </w:r>
+    </w:p>
+    <w:p>
+      <w:r>
+        <w:t xml:space="preserve">Observera att medlemsländerna är skyldiga att agera i enlighet med EU:s fågeldirektiv där det uttryckligen står att direktivet gäller för fåglar samt för deras ägg, bon och </w:t>
+      </w:r>
+      <w:r>
+        <w:rPr>
+          <w:b/>
+        </w:rPr>
+        <w:t xml:space="preserve">livsmiljöer </w:t>
+      </w:r>
+      <w:r>
+        <w:t>(artikel 1). Vidare att de åtgärder som vidtas inte får leda till en försämring av den nuvarande situationen beträffande bevarandet av de fågelarter som avses i artikel 1 (artikel 13). Fågeldirektivet är styrande för tillsynsansvariga myndigheters ärendehantering, ställningstaganden och beslutsfattande.</w:t>
       </w:r>
     </w:p>
     <w:p>
@@ -185,7 +210,7 @@
     </w:p>
     <w:p>
       <w:r>
-        <w:t>I det avverkningsanmälda området finns 2 fyndplatser för knärot registrerade på Artportalen. Figur 2 visar gränserna för buffertzoner på 50 m, som behöver lämnas kring fyndplatserna för att knärotslokalerna inte ska försvinna vid en avverkning. Av det avverkningsanmälda området överlappar 0.80 ha med buffertzonerna och får av detta skäl inte avverkas.</w:t>
+        <w:t>I det avverkningsanmälda området finns 3 fyndplatser för knärot registrerade på Artportalen. Figur 2 visar gränserna för buffertzoner på 50 m, som behöver lämnas kring fyndplatserna för att knärotslokalerna inte ska försvinna vid en avverkning. Av det avverkningsanmälda området överlappar 1.16 ha med buffertzonerna och får av detta skäl inte avverkas.</w:t>
       </w:r>
     </w:p>
     <w:p>
@@ -242,6 +267,73 @@
     </w:p>
     <w:p>
       <w:r>
+        <w:rPr>
+          <w:b/>
+        </w:rPr>
+        <w:t>Spillkråka (NT, §4)</w:t>
+      </w:r>
+      <w:r>
+        <w:t xml:space="preserve"> är rödlistad som nära hotad och ingår i bilaga 1 i EU:s fågeldirektiv. Den minskar i population på grund av minskad tillgång på lämpliga bo- och födoträd och minskad födotillgång. Spillkråkans minskningstakt har uppgått till 19 (24–10) % under de senaste 15 åren. Minskningstakten för den svenska populationen bedöms vara nära gränsvärdet för Sårbar (VU) (A2bc). Skogsbruk med korta omloppstider och täta, homogena ungskogar utgör det största hotet, (SLU Artdatabanken, 2023).</w:t>
+      </w:r>
+    </w:p>
+    <w:p>
+      <w:r>
+        <w:rPr>
+          <w:b/>
+        </w:rPr>
+        <w:t>Större barkplattbagge (EN, §4a)</w:t>
+      </w:r>
+      <w:r>
+        <w:t xml:space="preserve"> är en starkt hotad art som är knuten till större intakta landskap med äldre granskog där det finns en riklig förekomst och kontinuerlig nybildning av grova granlågor över tid. Det är fridlyst enligt 4a § artskyddsförordningen och strikt skyddad enligt bilaga 2 och 4 EU:s art- och habitatdirektiv vilket innebär att dess livsmiljöer och ekologiska funktion inte på något sätt får skadas eller förstöras. Se EU-domstolens dom 17 april 2018, kommissionen/Polen (Bialowiezaskogen), C-441/17, EU:C:2018:255, punkt 230, 231 och 237, som bland annat avser den större barkplattbaggen </w:t>
+      </w:r>
+      <w:r>
+        <w:rPr>
+          <w:i/>
+        </w:rPr>
+        <w:t>Pytho kolwensis</w:t>
+      </w:r>
+      <w:r>
+        <w:t>. Vidare EU-domstolens dom den 2 juli 2020, Magistrat der Stadt Wien, C-447/19, EU:C:2020:517, punkt 27 Wien och där angiven rättspraxis som anger att det strikta artskyddet och begreppet parningsplats avser samtliga områden som är nödvändiga för att den berörda djurarten med framgång ska kunna fortplanta sig, inbegripet områdena omkring parningsplatsen</w:t>
+      </w:r>
+      <w:r>
+        <w:rPr>
+          <w:i/>
+        </w:rPr>
+        <w:t xml:space="preserve"> </w:t>
+      </w:r>
+      <w:r>
+        <w:t>vilket är i enlighet med direktivets syften</w:t>
+      </w:r>
+      <w:r>
+        <w:rPr>
+          <w:i/>
+        </w:rPr>
+        <w:t>.</w:t>
+      </w:r>
+      <w:r>
+        <w:rPr>
+          <w:b/>
+          <w:i/>
+        </w:rPr>
+        <w:t xml:space="preserve"> </w:t>
+      </w:r>
+      <w:r>
+        <w:t>Se även EU-domstolens dom den 4 mars 2021 i de förenade målen C-473/19 och C-474/19. Större barkplattbagge omfattas av ett åtgärdsprogram för hotade arter.</w:t>
+      </w:r>
+    </w:p>
+    <w:p>
+      <w:r>
+        <w:rPr>
+          <w:b/>
+        </w:rPr>
+        <w:t>Tretåig hackspett (NT, §4)</w:t>
+      </w:r>
+      <w:r>
+        <w:t xml:space="preserve"> är rödlistad som nära hotad och ingår i bilaga 1 i EU:s fågeldirektiv. Tretåig hackspett är för sin överlevnad beroende av kontinuerlig tillförsel av äldre döende och död ved, som sker genom naturliga självgallringsprocesser i äldre grannaturskogar och barrblandade naturskogar. Om en skog genom skogsbruk gallras eller glesas ur så upphör och uteblir i stort sett den naturliga självgallringsprocessen för mycket lång tid framöver vilket omöjliggör upprätthållandet av den kontinuerliga ekologiska funktionen i ett område. Det finns studier som visar att naturskogens självgallringsprocess som den tretåiga hackspetten är beroende av, inte kan ersättas med efterlämnad hänsyn i skogsbruket (Imbeau &amp; Desrochers, 2002). Storleken på häckningsreviret varierar med skogstypen, förekomsten av död ved och graden av fragmentering, men är i allmänhet i storleksordningen 25–100 hektar. Vintertid krävs ofta betydligt större områden och det finns studier som antyder att arten behöver minst 100 hektar äldre skog. I områden med låg bonitet kan det behövas över 200 hektar lämpligt habitat för att ett par ska kunna reproducera sig. Områden med dokumenterad permanent förekomst i naturskogsmiljöer har vanligen så stora naturvärden att skogsbruk är olämpligt (Skogsstyrelsen, 2016).</w:t>
+      </w:r>
+    </w:p>
+    <w:p>
+      <w:r>
         <w:t>I BILAGA 1 finns mer detaljerad information om ekologi samt krav på livsmiljö hos fridlysta arter.</w:t>
       </w:r>
     </w:p>
@@ -449,6 +541,326 @@
       </w:r>
       <w:r>
         <w:t>SLU Artdatabanken, Uppsala</w:t>
+      </w:r>
+    </w:p>
+    <w:p>
+      <w:pPr>
+        <w:pStyle w:val="Heading1"/>
+      </w:pPr>
+      <w:r>
+        <w:t>Spillkråka – ekologi samt krav på livsmiljön</w:t>
+      </w:r>
+    </w:p>
+    <w:p>
+      <w:r>
+        <w:t>Spillkråka (NT) är rödlistad som nära hotad, fridlyst enligt §4 Artskyddsförordningen och ingår i bilaga 1 i EU:s fågeldirektiv. Spillkråka lever i både barr- och blandskog liksom i ren lövskog. De tätaste populationerna tenderar att finnas i äldre, variationsrik blandskog med gott om död ved och gamla träd.</w:t>
+      </w:r>
+    </w:p>
+    <w:p>
+      <w:r>
+        <w:t>Varje par utnyttjar 400–1000 hektar skog beroende på skogens kvalitet. En minskning av populationen pågår på grund av minskad tillgång på lämpliga bo- och födoträd och minskad födotillgång. Spillkråkans minskningstakt har uppgått till 19 (24–10) % under de senaste 15 åren. Minskningstakten för den svenska populationen bedöms vara nära gränsvärdet för Sårbar (VU) (A2bc). Skogsbruk med korta omloppstider och täta, homogena ungskogar utgör det största hotet (Artdatabanken 2023).</w:t>
+      </w:r>
+    </w:p>
+    <w:p>
+      <w:pPr>
+        <w:pStyle w:val="Heading2"/>
+      </w:pPr>
+      <w:r>
+        <w:t>Referenser – spillkråka</w:t>
+      </w:r>
+    </w:p>
+    <w:p>
+      <w:r>
+        <w:t xml:space="preserve">SLU Artdatabanken, 2021. </w:t>
+      </w:r>
+      <w:r>
+        <w:rPr>
+          <w:i/>
+        </w:rPr>
+        <w:t xml:space="preserve">Artfaktablad. Naturvård – artfakta. </w:t>
+      </w:r>
+      <w:r>
+        <w:t>SLU Artdatabanken, Uppsala</w:t>
+      </w:r>
+    </w:p>
+    <w:p>
+      <w:pPr>
+        <w:pStyle w:val="Heading1"/>
+      </w:pPr>
+      <w:r>
+        <w:t>Större barkplattbagge – ekologi samt krav på livsmiljön</w:t>
+      </w:r>
+    </w:p>
+    <w:p>
+      <w:r>
+        <w:t xml:space="preserve">Större barkplattbagge (EN, §4a) är en starkt hotad art som är knuten till större intakta landskap med äldre granskog där det finns en riklig förekomst och kontinuerlig nybildning av grova granlågor över tid. Det är fridlyst enligt 4a § artskyddsförordningen och strikt skyddad enligt bilaga 2 och 4 EU:s art- och habitatdirektiv vilket innebär att dess livsmiljöer och ekologiska funktion inte på något sätt får skadas eller förstöras. Se EU-domstolens dom 17 april 2018, kommissionen/Polen (Bialowiezaskogen), C-441/17, EU:C:2018:255, punkt 230, 231 och 237, som bland annat avser den större barkplattbaggen </w:t>
+      </w:r>
+      <w:r>
+        <w:rPr>
+          <w:i/>
+        </w:rPr>
+        <w:t>Pytho kolwensis</w:t>
+      </w:r>
+      <w:r>
+        <w:t>. Vidare EU-domstolens dom den 2 juli 2020, Magistrat der Stadt Wien, C-447/19, EU:C:2020:517, punkt 27 Wien och där angiven rättspraxis som anger att det strikta artskyddet och begreppet parningsplats avser samtliga områden som är nödvändiga för att den berörda djurarten med framgång ska kunna fortplanta sig, inbegripet områdena omkring parningsplatsen</w:t>
+      </w:r>
+      <w:r>
+        <w:rPr>
+          <w:i/>
+        </w:rPr>
+        <w:t xml:space="preserve"> </w:t>
+      </w:r>
+      <w:r>
+        <w:t>vilket är i enlighet med direktivets syften</w:t>
+      </w:r>
+      <w:r>
+        <w:rPr>
+          <w:i/>
+        </w:rPr>
+        <w:t>.</w:t>
+      </w:r>
+      <w:r>
+        <w:rPr>
+          <w:b/>
+          <w:i/>
+        </w:rPr>
+        <w:t xml:space="preserve"> </w:t>
+      </w:r>
+      <w:r>
+        <w:t>Se även EU-domstolens dom den 4 mars 2021 i de förenade målen C-473/19 och C-474/19. Större barkplattbagge omfattas av ett åtgärdsprogram för hotade arter.</w:t>
+      </w:r>
+    </w:p>
+    <w:p>
+      <w:r>
+        <w:t>Antalet lokalområden i landet skattas till 40 (30-60). Förekomstarean (AOO) skattas till 160 (120-240) km². En minskning av populationen pågår eller förväntas ske. Minskningen avser utbredningsområde, kvalitén på artens habitat och antalet lokalområden. De skattade värdena som bedömningen baserar sig på ligger alla inom intervallet för kategorin Starkt hotad (EN). De skattade värdena för förekomstarea ligger under gränsvärdet för Starkt hotad (EN). Detta i kombination med att utbredningsområdet är kraftigt fragmenterat och fortgående minskning förekommer gör att arten uppfyller B-kriteriet. (B2ab(i,iii,iv)) (SLU Artdatabanken, 2024).</w:t>
+      </w:r>
+    </w:p>
+    <w:p>
+      <w:r>
+        <w:t>Den större barkplattbaggens larvutvecklingen sker under bark på grova granlågor med grov bark, främst i äldre, täta och fuktiga granbestånd av brandrefugial karaktär som uppvisar en stor volym död granved. Arten påträffas inte i stående granar och sällan i granlågor med en diameter som är mindre än 25 cm. Eftersom en granlåga utgör substrat för arten bara under en begränsad tid (ca 10 år) behövs en kontinuerlig tillgång på grova granlågor i närområdet. Det dominerande hotet för större barkplattbagge är avverkning och borttagning av död ved samt dikning och dikesrensning. Arten har en begränsad spridningsförmåga och kommer med tiden att försvinna från förekomstområden som är isolerade från andra förekomster av större barkplattbagge. Arten bedöms som starkt hotad (EN) i Rödlista 2020 och det finns en risk att arten försvinner från nuvarande områden. Sammanlagt finns idag 23 förekomstområden fördelade i Västernorrlands-, Västerbottens- och Norrbottens län. (Pettersson, 2014; Naturvårdsverket, 2019).</w:t>
+      </w:r>
+    </w:p>
+    <w:p>
+      <w:r>
+        <w:t>Hotet om slumpmässigt utdöende är inte försumbart. Det är tydligt att större barkplattbagge har försvunnit från Jämtlands län och att dagens förekomstområden är fragmenterade och isolerade (förutom möjligen i delar av Västernorrlands län). Utdöendemönster från tre lokaler i Jämtlands, Norrbottens och Västerbottens län gör att arten inte kan sägas ha en gynnsam bevarandestatus i Sverige. Det finns utan tvekan en risk för framtida utdöenden för de populationer som lever på små lokaler som endast uppvisar ett fåtal granlågor med larver. Sker utdöende ytterligare på några lokaler blir de kvarvarande svenska populationerna än mer isolerade från varandra. Risken är stor att det sällan eller aldrig sker återkolonisation av isolerade förekomstområden, och arten är också en av de boreala arter som misstänks uppvisa utdöendeskuld (Hanski &amp; Ovaskainen 2002). Fragmentering, isolering och förlust av livsmiljöer kan innebära att merparten av de svenska förekomsterna saknar fungerande metapopulationdynamik, och att större barkplattbagge är ”levande död” med mycket hög utdöenderisk för isolerade förekomster (Pettersson, 2014).</w:t>
+      </w:r>
+    </w:p>
+    <w:p>
+      <w:r>
+        <w:t>Hittas det nya förekomster av arten behöver behovet av områdesskydd utredas. En viktig del av arbetet med större barkplattbagge är att bevara större landskap och möjliggöra långsiktiga avsättningar av områden som utgör lämpligt habitat för arten. Genom att avstå från skogsbruk i en granskog kommer med tiden flerskiktning och grövre lågor att skapas vilket utgör viktiga delar i artens livsmiljö (Naturvårdsverket, 2019).</w:t>
+      </w:r>
+    </w:p>
+    <w:p>
+      <w:pPr>
+        <w:pStyle w:val="Heading2"/>
+      </w:pPr>
+      <w:r>
+        <w:t>Referenser – större barkplattbagge</w:t>
+      </w:r>
+    </w:p>
+    <w:p>
+      <w:r>
+        <w:t xml:space="preserve">Naturvårdsverket, 2019. </w:t>
+      </w:r>
+      <w:r>
+        <w:rPr>
+          <w:i/>
+        </w:rPr>
+        <w:t xml:space="preserve">Uppdaterad åtgärdstabell 2019–2028 för Åtgärdsprogram för större barkplattbagge Pytho kolwensis. </w:t>
+      </w:r>
+      <w:r>
+        <w:t>Naturvårdsverket</w:t>
+      </w:r>
+    </w:p>
+    <w:p>
+      <w:r>
+        <w:t xml:space="preserve">Pettersson, R.B. (2014). </w:t>
+      </w:r>
+      <w:r>
+        <w:rPr>
+          <w:i/>
+        </w:rPr>
+        <w:t>Åtgärdsprogram för större barkplattbagge, 2014–2018 (Pytho kolwensis)</w:t>
+      </w:r>
+      <w:r>
+        <w:t xml:space="preserve"> (Rapport 6604). Bromma: Naturvårdsverket. https://www.naturvardsverket.se/978-91-620-6604-8</w:t>
+      </w:r>
+    </w:p>
+    <w:p>
+      <w:r>
+        <w:t xml:space="preserve">SLU Artdatabanken, 2024. </w:t>
+      </w:r>
+      <w:r>
+        <w:rPr>
+          <w:i/>
+        </w:rPr>
+        <w:t xml:space="preserve">Artfakta: större barkplattbagge (Pytho kolwensis). </w:t>
+      </w:r>
+      <w:r>
+        <w:t>https://artfakta.se/taxa/101692 (2024-11-21)</w:t>
+      </w:r>
+    </w:p>
+    <w:p>
+      <w:pPr>
+        <w:pStyle w:val="Heading1"/>
+      </w:pPr>
+      <w:r>
+        <w:t>Tretåig hackspett – ekologi samt krav på livsmiljön</w:t>
+      </w:r>
+    </w:p>
+    <w:p>
+      <w:r>
+        <w:t xml:space="preserve">Tretåig hackspett (NT) är fridlyst enligt §4 Artskyddsförordningen och finns med som prioriterad art i Skogsstyrelsen vägledning för skogsbruket (bilaga 4 till SVL). I vägledningen står bland annat att: </w:t>
+      </w:r>
+      <w:r>
+        <w:rPr>
+          <w:i/>
+        </w:rPr>
+        <w:t xml:space="preserve">“Tretåig hackspett har stora arealkrav och höga krav på sin livsmiljö. Omdaningen av naturskogar till kulturskogar medför en förlust av viktiga miljöer, något som förstärks av ökad fragmentering till följd av avverkningar.” </w:t>
+      </w:r>
+      <w:r>
+        <w:t xml:space="preserve">Vidare att: </w:t>
+      </w:r>
+      <w:r>
+        <w:rPr>
+          <w:i/>
+        </w:rPr>
+        <w:t>“Områden med dokumenterad permanent förekomst i naturskogsmiljöer har vanligen så stora naturvärden att skogsbruk är olämpligt”.</w:t>
+      </w:r>
+    </w:p>
+    <w:p>
+      <w:r>
+        <w:t>Tretåig hackspett är beroende av större sammanhängande naturskogar med kontinuerlig tillgång och nybildning av död ved och fragmentering av livsmiljöerna utgör ett stort hot mot arten (se exempelvis Stachura-Skierczynska et al., 2009; Wesolowski et al., 2005; Butler et al., 2004; Pakkala et al., 2002; Amcoff et al., 1996; Virkkala, 1991). Det finns studier som visar att naturskogens självgallringsprocess som den tretåiga hackspetten är beroende av, inte kan ersättas med efterlämnad hänsyn i skogsbruket (Imbeau &amp; Desrochers, 2002).</w:t>
+      </w:r>
+    </w:p>
+    <w:p>
+      <w:r>
+        <w:t>Permanenta revir av tretåig hackspett karaktäriseras ofta av artens typiska ringformigt ordnade hackmärken på framför allt gamla granar. För att säkerställa att inte revir av tretåig hackspett drabbas av avverkningsplanerna bör en inventering göras i området både under häckningstid och under vintern, då arten utnyttjar betydligt större områden än under sommarens häckningsrevir. Storleken på häckningsreviret varierar med skogstypen, förekomsten av död ved och graden av fragmentering, men är i allmänhet i storleksordningen 25–100 hektar.</w:t>
+      </w:r>
+    </w:p>
+    <w:p>
+      <w:r>
+        <w:t>Förutom fridlysning enligt §4 Artskyddsförordningen är tretåig hackspett även förtecknad i EU:s fågeldirektiv bilaga 1. Den ingår också i Natura 2000 och är förtecknad i Bernkonventionen bilaga II (strikt skyddade djurarter).</w:t>
+      </w:r>
+    </w:p>
+    <w:p>
+      <w:pPr>
+        <w:pStyle w:val="Heading2"/>
+      </w:pPr>
+      <w:r>
+        <w:t>Referenser – tretåig hackspett</w:t>
+      </w:r>
+    </w:p>
+    <w:p>
+      <w:r>
+        <w:t xml:space="preserve">Amcoff, M. &amp; Eriksson, P. 1996. </w:t>
+      </w:r>
+      <w:r>
+        <w:rPr>
+          <w:i/>
+        </w:rPr>
+        <w:t xml:space="preserve">Förekomst av tretåig hackspett Picoides tridactylus på bestånds- och landskapsnivå. </w:t>
+      </w:r>
+      <w:r>
+        <w:t>Ornis Svecica 6: 107–119</w:t>
+      </w:r>
+    </w:p>
+    <w:p>
+      <w:r>
+        <w:t xml:space="preserve">Butler, R., Angelstam, P., Ekelund, P. &amp; Schlaeffer, R. 2004. </w:t>
+      </w:r>
+      <w:r>
+        <w:rPr>
+          <w:i/>
+        </w:rPr>
+        <w:t xml:space="preserve">Dead wood threshold values for the three-toed woodpecker presence in boreal and sub-Alpine forest. </w:t>
+      </w:r>
+      <w:r>
+        <w:t>Biological conservation 119(3): 305–318</w:t>
+      </w:r>
+    </w:p>
+    <w:p>
+      <w:r>
+        <w:t xml:space="preserve">Imbeau, L. &amp; Desrochers, A. 2002. </w:t>
+      </w:r>
+      <w:r>
+        <w:rPr>
+          <w:i/>
+        </w:rPr>
+        <w:t xml:space="preserve">Foraging Ecology and Use of Drumming Trees by Three-Toed Woodpeckers. </w:t>
+      </w:r>
+      <w:r>
+        <w:t>The Journal of Wildlife Management. Vol. 66, No. 1 (Jan., 2002), pp. 222–231.</w:t>
+      </w:r>
+    </w:p>
+    <w:p>
+      <w:r>
+        <w:t xml:space="preserve">Pakkala, T., Hanski, I. &amp; Tomppo, E. 2002. </w:t>
+      </w:r>
+      <w:r>
+        <w:rPr>
+          <w:i/>
+        </w:rPr>
+        <w:t xml:space="preserve">Spatial ecology of the three-toed woodpecker in managed forest landscapes. </w:t>
+      </w:r>
+      <w:r>
+        <w:t>Silva Fennica 36(1): 279–288.</w:t>
+      </w:r>
+    </w:p>
+    <w:p>
+      <w:r>
+        <w:t xml:space="preserve">Skogsstyrelsen, 2016. </w:t>
+      </w:r>
+      <w:r>
+        <w:rPr>
+          <w:i/>
+        </w:rPr>
+        <w:t xml:space="preserve">Vägledning för hänsyn till fåglar – Tretåig hackspett. </w:t>
+      </w:r>
+      <w:r>
+        <w:t>www.skogsstyrelsen.se</w:t>
+      </w:r>
+    </w:p>
+    <w:p>
+      <w:r>
+        <w:t xml:space="preserve">Stachura-Skierczynska, K., Tumiel, T. &amp; Skierczynski, M. 2009. </w:t>
+      </w:r>
+      <w:r>
+        <w:rPr>
+          <w:i/>
+        </w:rPr>
+        <w:t xml:space="preserve">Habitat prediction model for three-toed woodpecker and its implications for the conservation of biologically valuable forests. </w:t>
+      </w:r>
+      <w:r>
+        <w:t>Forest Ecology and Management 258(5): 697–703.</w:t>
+      </w:r>
+    </w:p>
+    <w:p>
+      <w:r>
+        <w:t xml:space="preserve">Virkkala, R. 1991. </w:t>
+      </w:r>
+      <w:r>
+        <w:rPr>
+          <w:i/>
+        </w:rPr>
+        <w:t xml:space="preserve">Population trends of forest birds in a Finnish Lapland landscape of large habitat blocks – Consequences of stochastic environmental variation or regional habitat alteration. </w:t>
+      </w:r>
+      <w:r>
+        <w:t>Biological conservation 56(2): 223–240</w:t>
+      </w:r>
+    </w:p>
+    <w:p>
+      <w:r>
+        <w:t xml:space="preserve">Wesolowski, T., Czeszczewik, D. &amp; Rowinski, P. 2005. </w:t>
+      </w:r>
+      <w:r>
+        <w:rPr>
+          <w:i/>
+        </w:rPr>
+        <w:t xml:space="preserve">Effects of forest management on Three-toed Woodpecker Picoides tridactylus distribution in the Bialowieza Forest (NE Poland): conservation implications. </w:t>
+      </w:r>
+      <w:r>
+        <w:t>Acta Ornithologica 40(1): 53–60.</w:t>
       </w:r>
     </w:p>
     <w:sectPr>
@@ -579,7 +991,7 @@
     <w:r>
       <w:tab/>
       <w:tab/>
-      <w:t>2025-10-10</w:t>
+      <w:t>2025-10-11</w:t>
       <w:br/>
       <w:br/>
     </w:r>

--- a/tillsyn/A 44424-2025 tillsynsbegäran.docx
+++ b/tillsyn/A 44424-2025 tillsynsbegäran.docx
@@ -991,7 +991,7 @@
     <w:r>
       <w:tab/>
       <w:tab/>
-      <w:t>2025-10-16</w:t>
+      <w:t>2025-10-17</w:t>
       <w:br/>
       <w:br/>
     </w:r>

--- a/tillsyn/A 44424-2025 tillsynsbegäran.docx
+++ b/tillsyn/A 44424-2025 tillsynsbegäran.docx
@@ -991,7 +991,7 @@
     <w:r>
       <w:tab/>
       <w:tab/>
-      <w:t>2025-10-17</w:t>
+      <w:t>2025-10-18</w:t>
       <w:br/>
       <w:br/>
     </w:r>

--- a/tillsyn/A 44424-2025 tillsynsbegäran.docx
+++ b/tillsyn/A 44424-2025 tillsynsbegäran.docx
@@ -991,7 +991,7 @@
     <w:r>
       <w:tab/>
       <w:tab/>
-      <w:t>2025-10-18</w:t>
+      <w:t>2025-10-19</w:t>
       <w:br/>
       <w:br/>
     </w:r>

--- a/tillsyn/A 44424-2025 tillsynsbegäran.docx
+++ b/tillsyn/A 44424-2025 tillsynsbegäran.docx
@@ -991,7 +991,7 @@
     <w:r>
       <w:tab/>
       <w:tab/>
-      <w:t>2025-10-19</w:t>
+      <w:t>2025-10-20</w:t>
       <w:br/>
       <w:br/>
     </w:r>

--- a/tillsyn/A 44424-2025 tillsynsbegäran.docx
+++ b/tillsyn/A 44424-2025 tillsynsbegäran.docx
@@ -991,7 +991,7 @@
     <w:r>
       <w:tab/>
       <w:tab/>
-      <w:t>2025-10-20</w:t>
+      <w:t>2025-10-21</w:t>
       <w:br/>
       <w:br/>
     </w:r>

--- a/tillsyn/A 44424-2025 tillsynsbegäran.docx
+++ b/tillsyn/A 44424-2025 tillsynsbegäran.docx
@@ -205,7 +205,7 @@
         <w:t>Pucciniastrum goodyerae</w:t>
       </w:r>
       <w:r>
-        <w:t xml:space="preserve"> är klassad som NE (ej bedömd) i rödlistan(SLU Artdatabanken, 2024).</w:t>
+        <w:t xml:space="preserve"> är klassad som NE (ej bedömd) i rödlistan (SLU Artdatabanken, 2024).</w:t>
       </w:r>
     </w:p>
     <w:p>
@@ -318,7 +318,7 @@
         <w:t xml:space="preserve"> </w:t>
       </w:r>
       <w:r>
-        <w:t>Se även EU-domstolens dom den 4 mars 2021 i de förenade målen C-473/19 och C-474/19. Större barkplattbagge omfattas av ett åtgärdsprogram för hotade arter.</w:t>
+        <w:t>Se även EU-domstolens dom den 4 mars 2021 i de förenade målen C-473/19 och C-474/19. Större barkplattbagge omfattas av ett åtgärdsprogram för hotade arter (SLU Artdatabanken, 2024; Pettersson, 2014).</w:t>
       </w:r>
     </w:p>
     <w:p>
@@ -627,12 +627,12 @@
         <w:t xml:space="preserve"> </w:t>
       </w:r>
       <w:r>
-        <w:t>Se även EU-domstolens dom den 4 mars 2021 i de förenade målen C-473/19 och C-474/19. Större barkplattbagge omfattas av ett åtgärdsprogram för hotade arter.</w:t>
+        <w:t>Se även EU-domstolens dom den 4 mars 2021 i de förenade målen C-473/19 och C-474/19. Större barkplattbagge omfattas av ett åtgärdsprogram för hotade arter (SLU Artdatabanken, 2024; Pettersson, 2014).</w:t>
       </w:r>
     </w:p>
     <w:p>
       <w:r>
-        <w:t>Antalet lokalområden i landet skattas till 40 (30-60). Förekomstarean (AOO) skattas till 160 (120-240) km². En minskning av populationen pågår eller förväntas ske. Minskningen avser utbredningsområde, kvalitén på artens habitat och antalet lokalområden. De skattade värdena som bedömningen baserar sig på ligger alla inom intervallet för kategorin Starkt hotad (EN). De skattade värdena för förekomstarea ligger under gränsvärdet för Starkt hotad (EN). Detta i kombination med att utbredningsområdet är kraftigt fragmenterat och fortgående minskning förekommer gör att arten uppfyller B-kriteriet. (B2ab(i,iii,iv)) (SLU Artdatabanken, 2024).</w:t>
+        <w:t>Antalet lokalområden i landet skattas till 40 (30–60). Förekomstarean (AOO) skattas till 160 (120–240) km². En minskning av populationen pågår eller förväntas ske. Minskningen avser utbredningsområde, kvalitén på artens habitat och antalet lokalområden. De skattade värdena som bedömningen baserar sig på ligger alla inom intervallet för kategorin Starkt hotad (EN). De skattade värdena för förekomstarea ligger under gränsvärdet för Starkt hotad (EN). Detta i kombination med att utbredningsområdet är kraftigt fragmenterat och fortgående minskning förekommer gör att arten uppfyller B-kriteriet. (B2ab(i,iii,iv)) (SLU Artdatabanken, 2024).</w:t>
       </w:r>
     </w:p>
     <w:p>
@@ -660,6 +660,20 @@
     </w:p>
     <w:p>
       <w:r>
+        <w:t>Hanski, I. &amp; Ovaskainen, O., 2002</w:t>
+      </w:r>
+      <w:r>
+        <w:rPr>
+          <w:i/>
+        </w:rPr>
+        <w:t>. Extinction Debt at Extinction Threshold</w:t>
+      </w:r>
+      <w:r>
+        <w:t>. Conservation Biology.</w:t>
+      </w:r>
+    </w:p>
+    <w:p>
+      <w:r>
         <w:t xml:space="preserve">Naturvårdsverket, 2019. </w:t>
       </w:r>
       <w:r>
@@ -674,7 +688,7 @@
     </w:p>
     <w:p>
       <w:r>
-        <w:t xml:space="preserve">Pettersson, R.B. (2014). </w:t>
+        <w:t xml:space="preserve">Pettersson, R.B.,2014. </w:t>
       </w:r>
       <w:r>
         <w:rPr>
@@ -991,7 +1005,7 @@
     <w:r>
       <w:tab/>
       <w:tab/>
-      <w:t>2025-10-21</w:t>
+      <w:t>2025-10-22</w:t>
       <w:br/>
       <w:br/>
     </w:r>

--- a/tillsyn/A 44424-2025 tillsynsbegäran.docx
+++ b/tillsyn/A 44424-2025 tillsynsbegäran.docx
@@ -1005,7 +1005,7 @@
     <w:r>
       <w:tab/>
       <w:tab/>
-      <w:t>2025-10-22</w:t>
+      <w:t>2025-10-23</w:t>
       <w:br/>
       <w:br/>
     </w:r>

--- a/tillsyn/A 44424-2025 tillsynsbegäran.docx
+++ b/tillsyn/A 44424-2025 tillsynsbegäran.docx
@@ -1005,7 +1005,7 @@
     <w:r>
       <w:tab/>
       <w:tab/>
-      <w:t>2025-10-23</w:t>
+      <w:t>2025-10-24</w:t>
       <w:br/>
       <w:br/>
     </w:r>

--- a/tillsyn/A 44424-2025 tillsynsbegäran.docx
+++ b/tillsyn/A 44424-2025 tillsynsbegäran.docx
@@ -1005,7 +1005,7 @@
     <w:r>
       <w:tab/>
       <w:tab/>
-      <w:t>2025-10-24</w:t>
+      <w:t>2025-10-25</w:t>
       <w:br/>
       <w:br/>
     </w:r>

--- a/tillsyn/A 44424-2025 tillsynsbegäran.docx
+++ b/tillsyn/A 44424-2025 tillsynsbegäran.docx
@@ -1005,7 +1005,7 @@
     <w:r>
       <w:tab/>
       <w:tab/>
-      <w:t>2025-10-25</w:t>
+      <w:t>2025-10-26</w:t>
       <w:br/>
       <w:br/>
     </w:r>

--- a/tillsyn/A 44424-2025 tillsynsbegäran.docx
+++ b/tillsyn/A 44424-2025 tillsynsbegäran.docx
@@ -1005,7 +1005,7 @@
     <w:r>
       <w:tab/>
       <w:tab/>
-      <w:t>2025-10-26</w:t>
+      <w:t>2025-10-27</w:t>
       <w:br/>
       <w:br/>
     </w:r>

--- a/tillsyn/A 44424-2025 tillsynsbegäran.docx
+++ b/tillsyn/A 44424-2025 tillsynsbegäran.docx
@@ -1005,7 +1005,7 @@
     <w:r>
       <w:tab/>
       <w:tab/>
-      <w:t>2025-10-27</w:t>
+      <w:t>2025-10-28</w:t>
       <w:br/>
       <w:br/>
     </w:r>

--- a/tillsyn/A 44424-2025 tillsynsbegäran.docx
+++ b/tillsyn/A 44424-2025 tillsynsbegäran.docx
@@ -1005,7 +1005,7 @@
     <w:r>
       <w:tab/>
       <w:tab/>
-      <w:t>2025-10-28</w:t>
+      <w:t>2025-10-29</w:t>
       <w:br/>
       <w:br/>
     </w:r>

--- a/tillsyn/A 44424-2025 tillsynsbegäran.docx
+++ b/tillsyn/A 44424-2025 tillsynsbegäran.docx
@@ -1005,7 +1005,7 @@
     <w:r>
       <w:tab/>
       <w:tab/>
-      <w:t>2025-10-29</w:t>
+      <w:t>2025-10-30</w:t>
       <w:br/>
       <w:br/>
     </w:r>

--- a/tillsyn/A 44424-2025 tillsynsbegäran.docx
+++ b/tillsyn/A 44424-2025 tillsynsbegäran.docx
@@ -1005,7 +1005,7 @@
     <w:r>
       <w:tab/>
       <w:tab/>
-      <w:t>2025-10-30</w:t>
+      <w:t>2025-10-31</w:t>
       <w:br/>
       <w:br/>
     </w:r>

--- a/tillsyn/A 44424-2025 tillsynsbegäran.docx
+++ b/tillsyn/A 44424-2025 tillsynsbegäran.docx
@@ -1005,7 +1005,7 @@
     <w:r>
       <w:tab/>
       <w:tab/>
-      <w:t>2025-10-31</w:t>
+      <w:t>2025-11-01</w:t>
       <w:br/>
       <w:br/>
     </w:r>

--- a/tillsyn/A 44424-2025 tillsynsbegäran.docx
+++ b/tillsyn/A 44424-2025 tillsynsbegäran.docx
@@ -1005,7 +1005,7 @@
     <w:r>
       <w:tab/>
       <w:tab/>
-      <w:t>2025-11-01</w:t>
+      <w:t>2025-11-02</w:t>
       <w:br/>
       <w:br/>
     </w:r>

--- a/tillsyn/A 44424-2025 tillsynsbegäran.docx
+++ b/tillsyn/A 44424-2025 tillsynsbegäran.docx
@@ -1005,7 +1005,7 @@
     <w:r>
       <w:tab/>
       <w:tab/>
-      <w:t>2025-11-02</w:t>
+      <w:t>2025-11-03</w:t>
       <w:br/>
       <w:br/>
     </w:r>

--- a/tillsyn/A 44424-2025 tillsynsbegäran.docx
+++ b/tillsyn/A 44424-2025 tillsynsbegäran.docx
@@ -1005,7 +1005,7 @@
     <w:r>
       <w:tab/>
       <w:tab/>
-      <w:t>2025-11-03</w:t>
+      <w:t>2025-11-04</w:t>
       <w:br/>
       <w:br/>
     </w:r>

--- a/tillsyn/A 44424-2025 tillsynsbegäran.docx
+++ b/tillsyn/A 44424-2025 tillsynsbegäran.docx
@@ -1005,7 +1005,7 @@
     <w:r>
       <w:tab/>
       <w:tab/>
-      <w:t>2025-11-04</w:t>
+      <w:t>2025-11-05</w:t>
       <w:br/>
       <w:br/>
     </w:r>

--- a/tillsyn/A 44424-2025 tillsynsbegäran.docx
+++ b/tillsyn/A 44424-2025 tillsynsbegäran.docx
@@ -1005,7 +1005,7 @@
     <w:r>
       <w:tab/>
       <w:tab/>
-      <w:t>2025-11-05</w:t>
+      <w:t>2025-11-06</w:t>
       <w:br/>
       <w:br/>
     </w:r>

--- a/tillsyn/A 44424-2025 tillsynsbegäran.docx
+++ b/tillsyn/A 44424-2025 tillsynsbegäran.docx
@@ -1005,7 +1005,7 @@
     <w:r>
       <w:tab/>
       <w:tab/>
-      <w:t>2025-11-06</w:t>
+      <w:t>2025-11-07</w:t>
       <w:br/>
       <w:br/>
     </w:r>

--- a/tillsyn/A 44424-2025 tillsynsbegäran.docx
+++ b/tillsyn/A 44424-2025 tillsynsbegäran.docx
@@ -1005,7 +1005,7 @@
     <w:r>
       <w:tab/>
       <w:tab/>
-      <w:t>2025-11-07</w:t>
+      <w:t>2025-11-08</w:t>
       <w:br/>
       <w:br/>
     </w:r>

--- a/tillsyn/A 44424-2025 tillsynsbegäran.docx
+++ b/tillsyn/A 44424-2025 tillsynsbegäran.docx
@@ -1005,7 +1005,7 @@
     <w:r>
       <w:tab/>
       <w:tab/>
-      <w:t>2025-11-08</w:t>
+      <w:t>2025-11-09</w:t>
       <w:br/>
       <w:br/>
     </w:r>

--- a/tillsyn/A 44424-2025 tillsynsbegäran.docx
+++ b/tillsyn/A 44424-2025 tillsynsbegäran.docx
@@ -1005,7 +1005,7 @@
     <w:r>
       <w:tab/>
       <w:tab/>
-      <w:t>2025-11-09</w:t>
+      <w:t>2025-11-10</w:t>
       <w:br/>
       <w:br/>
     </w:r>

--- a/tillsyn/A 44424-2025 tillsynsbegäran.docx
+++ b/tillsyn/A 44424-2025 tillsynsbegäran.docx
@@ -1005,7 +1005,7 @@
     <w:r>
       <w:tab/>
       <w:tab/>
-      <w:t>2025-11-10</w:t>
+      <w:t>2025-11-11</w:t>
       <w:br/>
       <w:br/>
     </w:r>

--- a/tillsyn/A 44424-2025 tillsynsbegäran.docx
+++ b/tillsyn/A 44424-2025 tillsynsbegäran.docx
@@ -1005,7 +1005,7 @@
     <w:r>
       <w:tab/>
       <w:tab/>
-      <w:t>2025-11-11</w:t>
+      <w:t>2025-11-12</w:t>
       <w:br/>
       <w:br/>
     </w:r>

--- a/tillsyn/A 44424-2025 tillsynsbegäran.docx
+++ b/tillsyn/A 44424-2025 tillsynsbegäran.docx
@@ -1005,7 +1005,7 @@
     <w:r>
       <w:tab/>
       <w:tab/>
-      <w:t>2025-11-12</w:t>
+      <w:t>2025-11-13</w:t>
       <w:br/>
       <w:br/>
     </w:r>

--- a/tillsyn/A 44424-2025 tillsynsbegäran.docx
+++ b/tillsyn/A 44424-2025 tillsynsbegäran.docx
@@ -1005,7 +1005,7 @@
     <w:r>
       <w:tab/>
       <w:tab/>
-      <w:t>2025-11-13</w:t>
+      <w:t>2025-11-14</w:t>
       <w:br/>
       <w:br/>
     </w:r>

--- a/tillsyn/A 44424-2025 tillsynsbegäran.docx
+++ b/tillsyn/A 44424-2025 tillsynsbegäran.docx
@@ -1005,7 +1005,7 @@
     <w:r>
       <w:tab/>
       <w:tab/>
-      <w:t>2025-11-14</w:t>
+      <w:t>2025-11-15</w:t>
       <w:br/>
       <w:br/>
     </w:r>

--- a/tillsyn/A 44424-2025 tillsynsbegäran.docx
+++ b/tillsyn/A 44424-2025 tillsynsbegäran.docx
@@ -1005,7 +1005,7 @@
     <w:r>
       <w:tab/>
       <w:tab/>
-      <w:t>2025-11-15</w:t>
+      <w:t>2025-11-20</w:t>
       <w:br/>
       <w:br/>
     </w:r>

--- a/tillsyn/A 44424-2025 tillsynsbegäran.docx
+++ b/tillsyn/A 44424-2025 tillsynsbegäran.docx
@@ -1005,7 +1005,7 @@
     <w:r>
       <w:tab/>
       <w:tab/>
-      <w:t>2025-11-20</w:t>
+      <w:t>2025-11-21</w:t>
       <w:br/>
       <w:br/>
     </w:r>

--- a/tillsyn/A 44424-2025 tillsynsbegäran.docx
+++ b/tillsyn/A 44424-2025 tillsynsbegäran.docx
@@ -1005,7 +1005,7 @@
     <w:r>
       <w:tab/>
       <w:tab/>
-      <w:t>2025-11-21</w:t>
+      <w:t>2025-11-22</w:t>
       <w:br/>
       <w:br/>
     </w:r>

--- a/tillsyn/A 44424-2025 tillsynsbegäran.docx
+++ b/tillsyn/A 44424-2025 tillsynsbegäran.docx
@@ -1005,7 +1005,7 @@
     <w:r>
       <w:tab/>
       <w:tab/>
-      <w:t>2025-11-22</w:t>
+      <w:t>2025-11-23</w:t>
       <w:br/>
       <w:br/>
     </w:r>

--- a/tillsyn/A 44424-2025 tillsynsbegäran.docx
+++ b/tillsyn/A 44424-2025 tillsynsbegäran.docx
@@ -1005,7 +1005,7 @@
     <w:r>
       <w:tab/>
       <w:tab/>
-      <w:t>2025-11-23</w:t>
+      <w:t>2025-11-24</w:t>
       <w:br/>
       <w:br/>
     </w:r>

--- a/tillsyn/A 44424-2025 tillsynsbegäran.docx
+++ b/tillsyn/A 44424-2025 tillsynsbegäran.docx
@@ -1005,7 +1005,7 @@
     <w:r>
       <w:tab/>
       <w:tab/>
-      <w:t>2025-11-24</w:t>
+      <w:t>2025-11-25</w:t>
       <w:br/>
       <w:br/>
     </w:r>

--- a/tillsyn/A 44424-2025 tillsynsbegäran.docx
+++ b/tillsyn/A 44424-2025 tillsynsbegäran.docx
@@ -1005,7 +1005,7 @@
     <w:r>
       <w:tab/>
       <w:tab/>
-      <w:t>2025-11-25</w:t>
+      <w:t>2025-11-26</w:t>
       <w:br/>
       <w:br/>
     </w:r>

--- a/tillsyn/A 44424-2025 tillsynsbegäran.docx
+++ b/tillsyn/A 44424-2025 tillsynsbegäran.docx
@@ -1005,7 +1005,7 @@
     <w:r>
       <w:tab/>
       <w:tab/>
-      <w:t>2025-11-26</w:t>
+      <w:t>2025-11-27</w:t>
       <w:br/>
       <w:br/>
     </w:r>

--- a/tillsyn/A 44424-2025 tillsynsbegäran.docx
+++ b/tillsyn/A 44424-2025 tillsynsbegäran.docx
@@ -1005,7 +1005,7 @@
     <w:r>
       <w:tab/>
       <w:tab/>
-      <w:t>2025-11-27</w:t>
+      <w:t>2025-11-28</w:t>
       <w:br/>
       <w:br/>
     </w:r>

--- a/tillsyn/A 44424-2025 tillsynsbegäran.docx
+++ b/tillsyn/A 44424-2025 tillsynsbegäran.docx
@@ -1005,7 +1005,7 @@
     <w:r>
       <w:tab/>
       <w:tab/>
-      <w:t>2025-11-28</w:t>
+      <w:t>2025-11-29</w:t>
       <w:br/>
       <w:br/>
     </w:r>

--- a/tillsyn/A 44424-2025 tillsynsbegäran.docx
+++ b/tillsyn/A 44424-2025 tillsynsbegäran.docx
@@ -1005,7 +1005,7 @@
     <w:r>
       <w:tab/>
       <w:tab/>
-      <w:t>2025-11-29</w:t>
+      <w:t>2025-11-30</w:t>
       <w:br/>
       <w:br/>
     </w:r>

--- a/tillsyn/A 44424-2025 tillsynsbegäran.docx
+++ b/tillsyn/A 44424-2025 tillsynsbegäran.docx
@@ -1005,7 +1005,7 @@
     <w:r>
       <w:tab/>
       <w:tab/>
-      <w:t>2025-11-30</w:t>
+      <w:t>2025-12-01</w:t>
       <w:br/>
       <w:br/>
     </w:r>

--- a/tillsyn/A 44424-2025 tillsynsbegäran.docx
+++ b/tillsyn/A 44424-2025 tillsynsbegäran.docx
@@ -1005,7 +1005,7 @@
     <w:r>
       <w:tab/>
       <w:tab/>
-      <w:t>2025-12-01</w:t>
+      <w:t>2025-12-02</w:t>
       <w:br/>
       <w:br/>
     </w:r>

--- a/tillsyn/A 44424-2025 tillsynsbegäran.docx
+++ b/tillsyn/A 44424-2025 tillsynsbegäran.docx
@@ -1005,7 +1005,7 @@
     <w:r>
       <w:tab/>
       <w:tab/>
-      <w:t>2025-12-02</w:t>
+      <w:t>2025-12-03</w:t>
       <w:br/>
       <w:br/>
     </w:r>

--- a/tillsyn/A 44424-2025 tillsynsbegäran.docx
+++ b/tillsyn/A 44424-2025 tillsynsbegäran.docx
@@ -1005,7 +1005,7 @@
     <w:r>
       <w:tab/>
       <w:tab/>
-      <w:t>2025-12-03</w:t>
+      <w:t>2025-12-04</w:t>
       <w:br/>
       <w:br/>
     </w:r>

--- a/tillsyn/A 44424-2025 tillsynsbegäran.docx
+++ b/tillsyn/A 44424-2025 tillsynsbegäran.docx
@@ -1005,7 +1005,7 @@
     <w:r>
       <w:tab/>
       <w:tab/>
-      <w:t>2025-12-04</w:t>
+      <w:t>2025-12-05</w:t>
       <w:br/>
       <w:br/>
     </w:r>

--- a/tillsyn/A 44424-2025 tillsynsbegäran.docx
+++ b/tillsyn/A 44424-2025 tillsynsbegäran.docx
@@ -1005,7 +1005,7 @@
     <w:r>
       <w:tab/>
       <w:tab/>
-      <w:t>2025-12-05</w:t>
+      <w:t>2025-12-06</w:t>
       <w:br/>
       <w:br/>
     </w:r>

--- a/tillsyn/A 44424-2025 tillsynsbegäran.docx
+++ b/tillsyn/A 44424-2025 tillsynsbegäran.docx
@@ -1005,7 +1005,7 @@
     <w:r>
       <w:tab/>
       <w:tab/>
-      <w:t>2025-12-06</w:t>
+      <w:t>2025-12-07</w:t>
       <w:br/>
       <w:br/>
     </w:r>

--- a/tillsyn/A 44424-2025 tillsynsbegäran.docx
+++ b/tillsyn/A 44424-2025 tillsynsbegäran.docx
@@ -1005,7 +1005,7 @@
     <w:r>
       <w:tab/>
       <w:tab/>
-      <w:t>2025-12-07</w:t>
+      <w:t>2025-12-08</w:t>
       <w:br/>
       <w:br/>
     </w:r>

--- a/tillsyn/A 44424-2025 tillsynsbegäran.docx
+++ b/tillsyn/A 44424-2025 tillsynsbegäran.docx
@@ -1005,7 +1005,7 @@
     <w:r>
       <w:tab/>
       <w:tab/>
-      <w:t>2025-12-08</w:t>
+      <w:t>2025-12-09</w:t>
       <w:br/>
       <w:br/>
     </w:r>

--- a/tillsyn/A 44424-2025 tillsynsbegäran.docx
+++ b/tillsyn/A 44424-2025 tillsynsbegäran.docx
@@ -1005,7 +1005,7 @@
     <w:r>
       <w:tab/>
       <w:tab/>
-      <w:t>2025-12-09</w:t>
+      <w:t>2025-12-10</w:t>
       <w:br/>
       <w:br/>
     </w:r>

--- a/tillsyn/A 44424-2025 tillsynsbegäran.docx
+++ b/tillsyn/A 44424-2025 tillsynsbegäran.docx
@@ -1005,7 +1005,7 @@
     <w:r>
       <w:tab/>
       <w:tab/>
-      <w:t>2025-12-10</w:t>
+      <w:t>2025-12-11</w:t>
       <w:br/>
       <w:br/>
     </w:r>

--- a/tillsyn/A 44424-2025 tillsynsbegäran.docx
+++ b/tillsyn/A 44424-2025 tillsynsbegäran.docx
@@ -1005,7 +1005,7 @@
     <w:r>
       <w:tab/>
       <w:tab/>
-      <w:t>2025-12-11</w:t>
+      <w:t>2025-12-12</w:t>
       <w:br/>
       <w:br/>
     </w:r>

--- a/tillsyn/A 44424-2025 tillsynsbegäran.docx
+++ b/tillsyn/A 44424-2025 tillsynsbegäran.docx
@@ -1005,7 +1005,7 @@
     <w:r>
       <w:tab/>
       <w:tab/>
-      <w:t>2025-12-12</w:t>
+      <w:t>2025-12-13</w:t>
       <w:br/>
       <w:br/>
     </w:r>

--- a/tillsyn/A 44424-2025 tillsynsbegäran.docx
+++ b/tillsyn/A 44424-2025 tillsynsbegäran.docx
@@ -1005,7 +1005,7 @@
     <w:r>
       <w:tab/>
       <w:tab/>
-      <w:t>2025-12-19</w:t>
+      <w:t>2025-12-20</w:t>
       <w:br/>
       <w:br/>
     </w:r>

--- a/tillsyn/A 44424-2025 tillsynsbegäran.docx
+++ b/tillsyn/A 44424-2025 tillsynsbegäran.docx
@@ -1005,7 +1005,7 @@
     <w:r>
       <w:tab/>
       <w:tab/>
-      <w:t>2025-12-20</w:t>
+      <w:t>2025-12-21</w:t>
       <w:br/>
       <w:br/>
     </w:r>

--- a/tillsyn/A 44424-2025 tillsynsbegäran.docx
+++ b/tillsyn/A 44424-2025 tillsynsbegäran.docx
@@ -1005,7 +1005,7 @@
     <w:r>
       <w:tab/>
       <w:tab/>
-      <w:t>2025-12-21</w:t>
+      <w:t>2025-12-22</w:t>
       <w:br/>
       <w:br/>
     </w:r>

--- a/tillsyn/A 44424-2025 tillsynsbegäran.docx
+++ b/tillsyn/A 44424-2025 tillsynsbegäran.docx
@@ -1005,7 +1005,7 @@
     <w:r>
       <w:tab/>
       <w:tab/>
-      <w:t>2025-12-22</w:t>
+      <w:t>2025-12-26</w:t>
       <w:br/>
       <w:br/>
     </w:r>

--- a/tillsyn/A 44424-2025 tillsynsbegäran.docx
+++ b/tillsyn/A 44424-2025 tillsynsbegäran.docx
@@ -1005,7 +1005,7 @@
     <w:r>
       <w:tab/>
       <w:tab/>
-      <w:t>2025-12-26</w:t>
+      <w:t>2025-12-28</w:t>
       <w:br/>
       <w:br/>
     </w:r>

--- a/tillsyn/A 44424-2025 tillsynsbegäran.docx
+++ b/tillsyn/A 44424-2025 tillsynsbegäran.docx
@@ -1005,7 +1005,7 @@
     <w:r>
       <w:tab/>
       <w:tab/>
-      <w:t>2025-12-28</w:t>
+      <w:t>2025-12-29</w:t>
       <w:br/>
       <w:br/>
     </w:r>

--- a/tillsyn/A 44424-2025 tillsynsbegäran.docx
+++ b/tillsyn/A 44424-2025 tillsynsbegäran.docx
@@ -1005,7 +1005,7 @@
     <w:r>
       <w:tab/>
       <w:tab/>
-      <w:t>2025-12-29</w:t>
+      <w:t>2025-12-30</w:t>
       <w:br/>
       <w:br/>
     </w:r>

--- a/tillsyn/A 44424-2025 tillsynsbegäran.docx
+++ b/tillsyn/A 44424-2025 tillsynsbegäran.docx
@@ -1005,7 +1005,7 @@
     <w:r>
       <w:tab/>
       <w:tab/>
-      <w:t>2025-12-30</w:t>
+      <w:t>2025-12-31</w:t>
       <w:br/>
       <w:br/>
     </w:r>

--- a/tillsyn/A 44424-2025 tillsynsbegäran.docx
+++ b/tillsyn/A 44424-2025 tillsynsbegäran.docx
@@ -1005,7 +1005,7 @@
     <w:r>
       <w:tab/>
       <w:tab/>
-      <w:t>2025-12-31</w:t>
+      <w:t>2026-01-03</w:t>
       <w:br/>
       <w:br/>
     </w:r>

--- a/tillsyn/A 44424-2025 tillsynsbegäran.docx
+++ b/tillsyn/A 44424-2025 tillsynsbegäran.docx
@@ -1005,7 +1005,7 @@
     <w:r>
       <w:tab/>
       <w:tab/>
-      <w:t>2026-01-07</w:t>
+      <w:t>2026-01-08</w:t>
       <w:br/>
       <w:br/>
     </w:r>

--- a/tillsyn/A 44424-2025 tillsynsbegäran.docx
+++ b/tillsyn/A 44424-2025 tillsynsbegäran.docx
@@ -1005,7 +1005,7 @@
     <w:r>
       <w:tab/>
       <w:tab/>
-      <w:t>2026-01-08</w:t>
+      <w:t>2026-01-09</w:t>
       <w:br/>
       <w:br/>
     </w:r>

--- a/tillsyn/A 44424-2025 tillsynsbegäran.docx
+++ b/tillsyn/A 44424-2025 tillsynsbegäran.docx
@@ -1005,7 +1005,7 @@
     <w:r>
       <w:tab/>
       <w:tab/>
-      <w:t>2026-01-09</w:t>
+      <w:t>2026-01-10</w:t>
       <w:br/>
       <w:br/>
     </w:r>

--- a/tillsyn/A 44424-2025 tillsynsbegäran.docx
+++ b/tillsyn/A 44424-2025 tillsynsbegäran.docx
@@ -1005,7 +1005,7 @@
     <w:r>
       <w:tab/>
       <w:tab/>
-      <w:t>2026-01-10</w:t>
+      <w:t>2026-01-11</w:t>
       <w:br/>
       <w:br/>
     </w:r>

--- a/tillsyn/A 44424-2025 tillsynsbegäran.docx
+++ b/tillsyn/A 44424-2025 tillsynsbegäran.docx
@@ -1005,7 +1005,7 @@
     <w:r>
       <w:tab/>
       <w:tab/>
-      <w:t>2026-01-11</w:t>
+      <w:t>2026-01-12</w:t>
       <w:br/>
       <w:br/>
     </w:r>

--- a/tillsyn/A 44424-2025 tillsynsbegäran.docx
+++ b/tillsyn/A 44424-2025 tillsynsbegäran.docx
@@ -1005,7 +1005,7 @@
     <w:r>
       <w:tab/>
       <w:tab/>
-      <w:t>2026-01-12</w:t>
+      <w:t>2026-01-13</w:t>
       <w:br/>
       <w:br/>
     </w:r>

--- a/tillsyn/A 44424-2025 tillsynsbegäran.docx
+++ b/tillsyn/A 44424-2025 tillsynsbegäran.docx
@@ -1005,7 +1005,7 @@
     <w:r>
       <w:tab/>
       <w:tab/>
-      <w:t>2026-01-13</w:t>
+      <w:t>2026-01-14</w:t>
       <w:br/>
       <w:br/>
     </w:r>

--- a/tillsyn/A 44424-2025 tillsynsbegäran.docx
+++ b/tillsyn/A 44424-2025 tillsynsbegäran.docx
@@ -1005,7 +1005,7 @@
     <w:r>
       <w:tab/>
       <w:tab/>
-      <w:t>2026-01-14</w:t>
+      <w:t>2026-01-15</w:t>
       <w:br/>
       <w:br/>
     </w:r>

--- a/tillsyn/A 44424-2025 tillsynsbegäran.docx
+++ b/tillsyn/A 44424-2025 tillsynsbegäran.docx
@@ -1005,7 +1005,7 @@
     <w:r>
       <w:tab/>
       <w:tab/>
-      <w:t>2026-01-15</w:t>
+      <w:t>2026-01-16</w:t>
       <w:br/>
       <w:br/>
     </w:r>

--- a/tillsyn/A 44424-2025 tillsynsbegäran.docx
+++ b/tillsyn/A 44424-2025 tillsynsbegäran.docx
@@ -1005,7 +1005,7 @@
     <w:r>
       <w:tab/>
       <w:tab/>
-      <w:t>2026-01-16</w:t>
+      <w:t>2026-01-17</w:t>
       <w:br/>
       <w:br/>
     </w:r>

--- a/tillsyn/A 44424-2025 tillsynsbegäran.docx
+++ b/tillsyn/A 44424-2025 tillsynsbegäran.docx
@@ -1005,7 +1005,7 @@
     <w:r>
       <w:tab/>
       <w:tab/>
-      <w:t>2026-01-17</w:t>
+      <w:t>2026-01-18</w:t>
       <w:br/>
       <w:br/>
     </w:r>

--- a/tillsyn/A 44424-2025 tillsynsbegäran.docx
+++ b/tillsyn/A 44424-2025 tillsynsbegäran.docx
@@ -1005,7 +1005,7 @@
     <w:r>
       <w:tab/>
       <w:tab/>
-      <w:t>2026-01-18</w:t>
+      <w:t>2026-01-19</w:t>
       <w:br/>
       <w:br/>
     </w:r>

--- a/tillsyn/A 44424-2025 tillsynsbegäran.docx
+++ b/tillsyn/A 44424-2025 tillsynsbegäran.docx
@@ -1005,7 +1005,7 @@
     <w:r>
       <w:tab/>
       <w:tab/>
-      <w:t>2026-01-19</w:t>
+      <w:t>2026-01-20</w:t>
       <w:br/>
       <w:br/>
     </w:r>

--- a/tillsyn/A 44424-2025 tillsynsbegäran.docx
+++ b/tillsyn/A 44424-2025 tillsynsbegäran.docx
@@ -1005,7 +1005,7 @@
     <w:r>
       <w:tab/>
       <w:tab/>
-      <w:t>2026-01-20</w:t>
+      <w:t>2026-01-21</w:t>
       <w:br/>
       <w:br/>
     </w:r>

--- a/tillsyn/A 44424-2025 tillsynsbegäran.docx
+++ b/tillsyn/A 44424-2025 tillsynsbegäran.docx
@@ -1005,7 +1005,7 @@
     <w:r>
       <w:tab/>
       <w:tab/>
-      <w:t>2026-01-21</w:t>
+      <w:t>2026-01-23</w:t>
       <w:br/>
       <w:br/>
     </w:r>

--- a/tillsyn/A 44424-2025 tillsynsbegäran.docx
+++ b/tillsyn/A 44424-2025 tillsynsbegäran.docx
@@ -1005,7 +1005,7 @@
     <w:r>
       <w:tab/>
       <w:tab/>
-      <w:t>2026-01-23</w:t>
+      <w:t>2026-01-24</w:t>
       <w:br/>
       <w:br/>
     </w:r>

--- a/tillsyn/A 44424-2025 tillsynsbegäran.docx
+++ b/tillsyn/A 44424-2025 tillsynsbegäran.docx
@@ -1005,7 +1005,7 @@
     <w:r>
       <w:tab/>
       <w:tab/>
-      <w:t>2026-01-24</w:t>
+      <w:t>2026-01-25</w:t>
       <w:br/>
       <w:br/>
     </w:r>

--- a/tillsyn/A 44424-2025 tillsynsbegäran.docx
+++ b/tillsyn/A 44424-2025 tillsynsbegäran.docx
@@ -1005,7 +1005,7 @@
     <w:r>
       <w:tab/>
       <w:tab/>
-      <w:t>2026-01-25</w:t>
+      <w:t>2026-01-26</w:t>
       <w:br/>
       <w:br/>
     </w:r>

--- a/tillsyn/A 44424-2025 tillsynsbegäran.docx
+++ b/tillsyn/A 44424-2025 tillsynsbegäran.docx
@@ -1005,7 +1005,7 @@
     <w:r>
       <w:tab/>
       <w:tab/>
-      <w:t>2026-01-26</w:t>
+      <w:t>2026-01-27</w:t>
       <w:br/>
       <w:br/>
     </w:r>

--- a/tillsyn/A 44424-2025 tillsynsbegäran.docx
+++ b/tillsyn/A 44424-2025 tillsynsbegäran.docx
@@ -1005,7 +1005,7 @@
     <w:r>
       <w:tab/>
       <w:tab/>
-      <w:t>2026-01-27</w:t>
+      <w:t>2026-01-28</w:t>
       <w:br/>
       <w:br/>
     </w:r>

--- a/tillsyn/A 44424-2025 tillsynsbegäran.docx
+++ b/tillsyn/A 44424-2025 tillsynsbegäran.docx
@@ -1205,7 +1205,7 @@
     <w:r>
       <w:tab/>
       <w:tab/>
-      <w:t>2026-03-01</w:t>
+      <w:t>2026-03-02</w:t>
       <w:br/>
       <w:br/>
     </w:r>

--- a/tillsyn/A 44424-2025 tillsynsbegäran.docx
+++ b/tillsyn/A 44424-2025 tillsynsbegäran.docx
@@ -1205,7 +1205,7 @@
     <w:r>
       <w:tab/>
       <w:tab/>
-      <w:t>2026-03-02</w:t>
+      <w:t>2026-03-03</w:t>
       <w:br/>
       <w:br/>
     </w:r>

--- a/tillsyn/A 44424-2025 tillsynsbegäran.docx
+++ b/tillsyn/A 44424-2025 tillsynsbegäran.docx
@@ -1205,7 +1205,7 @@
     <w:r>
       <w:tab/>
       <w:tab/>
-      <w:t>2026-03-03</w:t>
+      <w:t>2026-03-04</w:t>
       <w:br/>
       <w:br/>
     </w:r>

--- a/tillsyn/A 44424-2025 tillsynsbegäran.docx
+++ b/tillsyn/A 44424-2025 tillsynsbegäran.docx
@@ -1205,7 +1205,7 @@
     <w:r>
       <w:tab/>
       <w:tab/>
-      <w:t>2026-03-04</w:t>
+      <w:t>2026-03-05</w:t>
       <w:br/>
       <w:br/>
     </w:r>

--- a/tillsyn/A 44424-2025 tillsynsbegäran.docx
+++ b/tillsyn/A 44424-2025 tillsynsbegäran.docx
@@ -1205,7 +1205,7 @@
     <w:r>
       <w:tab/>
       <w:tab/>
-      <w:t>2026-03-05</w:t>
+      <w:t>2026-03-06</w:t>
       <w:br/>
       <w:br/>
     </w:r>

--- a/tillsyn/A 44424-2025 tillsynsbegäran.docx
+++ b/tillsyn/A 44424-2025 tillsynsbegäran.docx
@@ -1205,7 +1205,7 @@
     <w:r>
       <w:tab/>
       <w:tab/>
-      <w:t>2026-03-06</w:t>
+      <w:t>2026-03-07</w:t>
       <w:br/>
       <w:br/>
     </w:r>

--- a/tillsyn/A 44424-2025 tillsynsbegäran.docx
+++ b/tillsyn/A 44424-2025 tillsynsbegäran.docx
@@ -1205,7 +1205,7 @@
     <w:r>
       <w:tab/>
       <w:tab/>
-      <w:t>2026-03-07</w:t>
+      <w:t>2026-03-08</w:t>
       <w:br/>
       <w:br/>
     </w:r>

--- a/tillsyn/A 44424-2025 tillsynsbegäran.docx
+++ b/tillsyn/A 44424-2025 tillsynsbegäran.docx
@@ -1205,7 +1205,7 @@
     <w:r>
       <w:tab/>
       <w:tab/>
-      <w:t>2026-03-08</w:t>
+      <w:t>2026-03-09</w:t>
       <w:br/>
       <w:br/>
     </w:r>

--- a/tillsyn/A 44424-2025 tillsynsbegäran.docx
+++ b/tillsyn/A 44424-2025 tillsynsbegäran.docx
@@ -1205,7 +1205,7 @@
     <w:r>
       <w:tab/>
       <w:tab/>
-      <w:t>2026-03-09</w:t>
+      <w:t>2026-03-10</w:t>
       <w:br/>
       <w:br/>
     </w:r>

--- a/tillsyn/A 44424-2025 tillsynsbegäran.docx
+++ b/tillsyn/A 44424-2025 tillsynsbegäran.docx
@@ -363,7 +363,7 @@
         <w:t>Spillkråka (NT, §4)</w:t>
       </w:r>
       <w:r>
-        <w:t xml:space="preserve"> är rödlistad som nära hotad och ingår i bilaga 1 i EU:s fågeldirektiv. Den minskar i population på grund av minskad tillgång på lämpliga bo- och födoträd och minskad födotillgång. Spillkråkans minskningstakt har uppgått till 19 (24–10) % under de senaste 15 åren. Minskningstakten för den svenska populationen bedöms vara nära gränsvärdet för Sårbar (VU) (A2bc). Skogsbruk med korta omloppstider och täta, homogena ungskogar utgör det största hotet. Spillkråka är typisk art för </w:t>
+        <w:t xml:space="preserve"> är rödlistad som nära hotad och ingår i bilaga 1 i EU:s fågeldirektiv. Den minskar i population på grund av minskad tillgång på lämpliga bo- och födoträd och minskad födotillgång. Spillkråkans minskningstakt har uppgått till 19 (24–10) % under de senaste 15 åren och bedöms vara nära gränsvärdet för Sårbar (VU) (A2bc). Spillkråka är en nyckelart i skogliga miljöer vars övergivna bohål utnyttjas av flera andra hålhäckande fågelarter och fladdermöss. Den behöver grova träd, främst tall, asp och bok som boträd. Skogsbruk med korta omloppstider och täta, homogena ungskogar utgör det största hotet. Spillkråka är typisk art för </w:t>
       </w:r>
       <w:r>
         <w:rPr>
@@ -381,7 +381,7 @@
         <w:t xml:space="preserve"> 9740 Skogsbevuxen myr </w:t>
       </w:r>
       <w:r>
-        <w:t>(SLU Artdatabanken, 2023).</w:t>
+        <w:t>(SLU Artdatabanken, 2025; Skogsstyrelsen 2016).</w:t>
       </w:r>
     </w:p>
     <w:p>
@@ -715,7 +715,7 @@
         <w:t xml:space="preserve"> 9740 Skogsbevuxen myr</w:t>
       </w:r>
       <w:r>
-        <w:t xml:space="preserve"> och ingår i bilaga 1 i EU:s fågeldirektiv. Spillkråka lever i både barr- och blandskog liksom i ren lövskog. De tätaste populationerna tenderar att finnas i äldre, variationsrik blandskog med gott om död ved och gamla träd.</w:t>
+        <w:t xml:space="preserve"> och ingår i bilaga 1 i EU:s fågeldirektiv. Spillkråka lever i både barr- och blandskog liksom i ren lövskog. De tätaste populationerna tenderar att finnas i äldre, variationsrik blandskog med gott om död ved och gamla träd. Spillkråka är en nyckelart i skogliga miljöer vars övergivna bohål utnyttjas av flera andra hålhäckande fågelarter och fladdermöss (SLU Artdatabanken, 2023; Skogsstyrelsen 2016).</w:t>
       </w:r>
     </w:p>
     <w:p>
@@ -733,7 +733,21 @@
     </w:p>
     <w:p>
       <w:r>
-        <w:t xml:space="preserve">SLU Artdatabanken, 2021. </w:t>
+        <w:t xml:space="preserve">Skogsstyrelsen, 2016. </w:t>
+      </w:r>
+      <w:r>
+        <w:rPr>
+          <w:i/>
+        </w:rPr>
+        <w:t xml:space="preserve">Vägledning för hänsyn till spillkråka. </w:t>
+      </w:r>
+      <w:r>
+        <w:t>Vägledningar och kunskapsstöd artskydd – Skogsstyrelsen.</w:t>
+      </w:r>
+    </w:p>
+    <w:p>
+      <w:r>
+        <w:t xml:space="preserve">SLU Artdatabanken, 2023. </w:t>
       </w:r>
       <w:r>
         <w:rPr>
@@ -1205,7 +1219,7 @@
     <w:r>
       <w:tab/>
       <w:tab/>
-      <w:t>2026-03-10</w:t>
+      <w:t>2026-03-11</w:t>
       <w:br/>
       <w:br/>
     </w:r>

--- a/tillsyn/A 44424-2025 tillsynsbegäran.docx
+++ b/tillsyn/A 44424-2025 tillsynsbegäran.docx
@@ -1219,7 +1219,7 @@
     <w:r>
       <w:tab/>
       <w:tab/>
-      <w:t>2026-03-11</w:t>
+      <w:t>2026-03-12</w:t>
       <w:br/>
       <w:br/>
     </w:r>

--- a/tillsyn/A 44424-2025 tillsynsbegäran.docx
+++ b/tillsyn/A 44424-2025 tillsynsbegäran.docx
@@ -1219,7 +1219,7 @@
     <w:r>
       <w:tab/>
       <w:tab/>
-      <w:t>2026-03-12</w:t>
+      <w:t>2026-03-13</w:t>
       <w:br/>
       <w:br/>
     </w:r>

--- a/tillsyn/A 44424-2025 tillsynsbegäran.docx
+++ b/tillsyn/A 44424-2025 tillsynsbegäran.docx
@@ -1228,7 +1228,7 @@
     <w:r>
       <w:tab/>
       <w:tab/>
-      <w:t>2026-05-16</w:t>
+      <w:t>2026-05-17</w:t>
       <w:br/>
       <w:br/>
     </w:r>

--- a/tillsyn/A 44424-2025 tillsynsbegäran.docx
+++ b/tillsyn/A 44424-2025 tillsynsbegäran.docx
@@ -1228,7 +1228,7 @@
     <w:r>
       <w:tab/>
       <w:tab/>
-      <w:t>2026-05-17</w:t>
+      <w:t>2026-05-18</w:t>
       <w:br/>
       <w:br/>
     </w:r>

--- a/tillsyn/A 44424-2025 tillsynsbegäran.docx
+++ b/tillsyn/A 44424-2025 tillsynsbegäran.docx
@@ -1228,7 +1228,7 @@
     <w:r>
       <w:tab/>
       <w:tab/>
-      <w:t>2026-05-18</w:t>
+      <w:t>2026-05-19</w:t>
       <w:br/>
       <w:br/>
     </w:r>
